--- a/comparison/GPT-2 vs TinyLlama Energy Comparison Report.docx
+++ b/comparison/GPT-2 vs TinyLlama Energy Comparison Report.docx
@@ -352,9 +352,8 @@
           <w:sz w:val="40"/>
           <w:szCs w:val="40"/>
         </w:rPr>
-        <w:t xml:space="preserve"> Dr. </w:t>
-      </w:r>
-      <w:proofErr w:type="spellStart"/>
+        <w:t xml:space="preserve"> Dr. Me</w:t>
+      </w:r>
       <w:r>
         <w:rPr>
           <w:rFonts w:ascii="Times New Roman" w:eastAsiaTheme="majorEastAsia" w:hAnsi="Times New Roman" w:cs="Times New Roman"/>
@@ -364,9 +363,8 @@
           <w:sz w:val="40"/>
           <w:szCs w:val="40"/>
         </w:rPr>
-        <w:t>Mewish</w:t>
-      </w:r>
-      <w:proofErr w:type="spellEnd"/>
+        <w:t>h</w:t>
+      </w:r>
       <w:r>
         <w:rPr>
           <w:rFonts w:ascii="Times New Roman" w:eastAsiaTheme="majorEastAsia" w:hAnsi="Times New Roman" w:cs="Times New Roman"/>
@@ -376,7 +374,7 @@
           <w:sz w:val="40"/>
           <w:szCs w:val="40"/>
         </w:rPr>
-        <w:t xml:space="preserve"> Fatima</w:t>
+        <w:t>wish Fatima</w:t>
       </w:r>
     </w:p>
     <w:p>
@@ -419,14 +417,6 @@
     </w:p>
     <w:p>
       <w:pPr>
-        <w:jc w:val="center"/>
-        <w:rPr>
-          <w:rFonts w:ascii="Times New Roman" w:hAnsi="Times New Roman" w:cs="Times New Roman"/>
-        </w:rPr>
-      </w:pPr>
-    </w:p>
-    <w:p>
-      <w:pPr>
         <w:rPr>
           <w:rFonts w:ascii="Times New Roman" w:hAnsi="Times New Roman" w:cs="Times New Roman"/>
           <w:b/>
@@ -435,9 +425,7 @@
           <w:szCs w:val="28"/>
         </w:rPr>
       </w:pPr>
-    </w:p>
-    <w:p>
-      <w:pPr>
+      <w:r>
         <w:rPr>
           <w:rFonts w:ascii="Times New Roman" w:hAnsi="Times New Roman" w:cs="Times New Roman"/>
           <w:b/>
@@ -445,15 +433,7 @@
           <w:sz w:val="28"/>
           <w:szCs w:val="28"/>
         </w:rPr>
-      </w:pPr>
-      <w:r>
-        <w:rPr>
-          <w:rFonts w:ascii="Times New Roman" w:hAnsi="Times New Roman" w:cs="Times New Roman"/>
-          <w:b/>
-          <w:bCs/>
-          <w:sz w:val="28"/>
-          <w:szCs w:val="28"/>
-        </w:rPr>
+        <w:lastRenderedPageBreak/>
         <w:t>Objective</w:t>
       </w:r>
     </w:p>
@@ -3118,6 +3098,7 @@
   <w:style w:type="character" w:default="1" w:styleId="DefaultParagraphFont">
     <w:name w:val="Default Paragraph Font"/>
     <w:uiPriority w:val="1"/>
+    <w:semiHidden/>
     <w:unhideWhenUsed/>
   </w:style>
   <w:style w:type="table" w:default="1" w:styleId="TableNormal">
